--- a/manuscript/ESI manuscript supplement v12 2026.8.16_PJC.docx
+++ b/manuscript/ESI manuscript supplement v12 2026.8.16_PJC.docx
@@ -2235,7 +2235,7 @@
                 <w:rFonts w:ascii="Arial" w:hAnsi="Arial"/>
                 <w:sz w:val="20"/>
               </w:rPr>
-              <w:t>5 criteria, cutoff low = 0.5, cutoff high = 2.0</w:t>
+              <w:t>5 criteria, ESI cutoff low = 0.5, ESI cutoff high = 2.0</w:t>
             </w:r>
           </w:p>
         </w:tc>
@@ -2479,7 +2479,7 @@
                 <w:rFonts w:ascii="Arial" w:hAnsi="Arial"/>
                 <w:sz w:val="20"/>
               </w:rPr>
-              <w:t>5 criteria, cutoff low = 1.0, cutoff high = 2.5</w:t>
+              <w:t>5 criteria, ESI cutoff low = 1.0, ESI cutoff high = 2.5</w:t>
             </w:r>
           </w:p>
         </w:tc>
@@ -2724,7 +2724,7 @@
                 <w:rFonts w:ascii="Arial" w:hAnsi="Arial"/>
                 <w:sz w:val="20"/>
               </w:rPr>
-              <w:t>5 criteria, cutoff low = 1.5, cutoff high = 3.0</w:t>
+              <w:t>5 criteria, ESI cutoff low = 1.5, ESI cutoff high = 3.0</w:t>
             </w:r>
           </w:p>
         </w:tc>
@@ -2968,7 +2968,7 @@
                 <w:rFonts w:ascii="Arial" w:hAnsi="Arial"/>
                 <w:sz w:val="20"/>
               </w:rPr>
-              <w:t>5 criteria, cutoff low = 2.0, cutoff high = 3.5</w:t>
+              <w:t>5 criteria, ESI cutoff low = 2.0, ESI cutoff high = 3.5</w:t>
             </w:r>
           </w:p>
         </w:tc>
@@ -3213,7 +3213,7 @@
           <w:rFonts w:ascii="Arial" w:hAnsi="Arial"/>
           <w:sz w:val="20"/>
         </w:rPr>
-        <w:t>Ten candidate ESI-based COPD definitions were evaluated for their ability to reproduce the CT-based MD-COPD label. Each candidate is reported twice: on the full analytic cohort (n = 9,402, columns prefixed "Full") and on a held-out 20% split (n = 1,880, columns prefixed "Test") not used to derive the ESI cut-points. The cut-points were obtained from a single-variable classification tree fit to the remaining 80%, so the full-cohort columns are in-sample with respect to threshold selection and the held-out columns are the independent estimate. Definitions vary along three axes: the number of minor criteria in the panel (4 vs 5), the ESI scoring rule (single-cutoff for the 4-criteria variants, two-threshold for the 5-criteria variants), and the minor-criteria count required for the "COPD-minor" designation. Sensitivity, specificity, and Cohen's κ are reported for each definition against the CT-based MD-COPD label. The training-derived variant (5 criteria, cutoff low = 1.0, cutoff high = 2.5) is the definition used in all main text analyses.</w:t>
+        <w:t>Ten candidate ESI-based COPD definitions were evaluated for their ability to reproduce the CT-based MD-COPD label. Each candidate is reported twice: on the full analytic cohort (n = 9,402, columns prefixed "Full") and on a held-out 20% split (n = 1,880, columns prefixed "Test") not used to derive the ESI cut-points. The cut-points were obtained from a single-variable classification tree fit to the remaining 80%, so the full-cohort columns are in-sample with respect to threshold selection and the held-out columns are the independent estimate. Definitions vary along three axes: the number of minor criteria in the panel (4 vs 5), the ESI scoring rule (single-cutoff for the 4-criteria variants, two-threshold for the 5-criteria variants), and the minor-criteria count required for the "COPD-minor" designation. Sensitivity, specificity, and Cohen's κ are reported for each definition against the CT-based MD-COPD label. The training-derived variant (5 criteria, ESI cutoff low = 1.0, ESI cutoff high = 2.5) is the definition used in all main text analyses.</w:t>
       </w:r>
       <w:r>
         <w:rPr>
@@ -3228,7 +3228,7 @@
           <w:rFonts w:ascii="Arial" w:hAnsi="Arial"/>
           <w:sz w:val="20"/>
         </w:rPr>
-        <w:t>ESI, Emphysema Severity Index; CT, computed tomography; MD-COPD, multidimensional COPD; COPD, chronic obstructive pulmonary disease; N, number of participants classified as COPD by the candidate definition within the stated population; κ, Cohen's kappa coefficient; ESI cutoff, single ESI threshold above which the emphysema criterion is considered met in a 4-criteria variant; ≥N of M minor, minimum count of minor criteria (of M total) required for the COPD-minor classification; cutoff low / cutoff high, lower / upper ESI thresholds in a 5-criteria two-threshold variant (values below the low cutoff contribute zero minor criteria; low cutoff ≤ ESI &lt; high cutoff contribute one; ESI ≥ high cutoff contribute two).</w:t>
+        <w:t>ESI, Emphysema Severity Index; CT, computed tomography; MD-COPD, multidimensional COPD; COPD, chronic obstructive pulmonary disease; N, number of participants classified as COPD by the candidate definition within the stated population; κ, Cohen's kappa coefficient; ESI cutoff, single ESI threshold above which the emphysema criterion is considered met in a 4-criteria variant; ≥N of M minor, minimum count of minor criteria (of M total) required for the COPD-minor classification; ESI cutoff low / ESI cutoff high, lower / upper ESI thresholds in a 5-criteria two-threshold variant (values below the ESI cutoff low contribute zero minor criteria; ESI cutoff low ≤ ESI &lt; ESI cutoff high contribute one; ESI ≥ ESI cutoff high contribute two).</w:t>
       </w:r>
     </w:p>
     <w:tbl>
